--- a/a7/build/out/u3/A7 3.06  Question Bank Key.docx
+++ b/a7/build/out/u3/A7 3.06  Question Bank Key.docx
@@ -42,7 +42,7 @@
                 <w:color w:val="6B6B6B"/>
                 <w:sz w:val="17"/>
               </w:rPr>
-              <w:t>Grade 7 Accelerated  ·  Unit 3  ·  Lesson 6–7</w:t>
+              <w:t>Grade 7 Accelerated  ·  Unit 3  ·  Lessons 6–7</w:t>
             </w:r>
           </w:p>
           <w:p>

--- a/a7/build/out/u3/A7 3.06  Question Bank Key.docx
+++ b/a7/build/out/u3/A7 3.06  Question Bank Key.docx
@@ -2795,16 +2795,16 @@
                 <w:rFonts w:ascii="FreeSerif" w:hAnsi="FreeSerif" w:eastAsia="FreeSerif"/>
                 <w:b w:val="0"/>
                 <w:i w:val="0"/>
-                <w:color w:val="9E1B32"/>
+                <w:color w:val="1A1A1A"/>
                 <w:sz w:val="22"/>
               </w:rPr>
-              <w:t xml:space="preserve">●   </w:t>
+              <w:t xml:space="preserve">○   </w:t>
             </w:r>
             <w:r>
               <w:rPr>
-                <w:b/>
+                <w:b w:val="0"/>
                 <w:i w:val="0"/>
-                <w:color w:val="9E1B32"/>
+                <w:color w:val="1A1A1A"/>
                 <w:sz w:val="22"/>
               </w:rPr>
               <w:t xml:space="preserve">A.  </w:t>
@@ -2812,7 +2812,7 @@
             <w:r>
               <w:drawing>
                 <wp:inline xmlns:a="http://schemas.openxmlformats.org/drawingml/2006/main" xmlns:pic="http://schemas.openxmlformats.org/drawingml/2006/picture">
-                  <wp:extent cx="457200" cy="146304"/>
+                  <wp:extent cx="271272" cy="216408"/>
                   <wp:docPr id="34" name="Picture 34"/>
                   <wp:cNvGraphicFramePr>
                     <a:graphicFrameLocks noChangeAspect="1"/>
@@ -2821,7 +2821,7 @@
                     <a:graphicData uri="http://schemas.openxmlformats.org/drawingml/2006/picture">
                       <pic:pic>
                         <pic:nvPicPr>
-                          <pic:cNvPr id="0" name="3c65301794337d4a.png"/>
+                          <pic:cNvPr id="0" name="5e81392e5c24ce45.png"/>
                           <pic:cNvPicPr/>
                         </pic:nvPicPr>
                         <pic:blipFill>
@@ -2833,7 +2833,7 @@
                         <pic:spPr>
                           <a:xfrm>
                             <a:off x="0" y="0"/>
-                            <a:ext cx="457200" cy="146304"/>
+                            <a:ext cx="271272" cy="216408"/>
                           </a:xfrm>
                           <a:prstGeom prst="rect"/>
                         </pic:spPr>
@@ -2871,7 +2871,7 @@
             <w:r>
               <w:drawing>
                 <wp:inline xmlns:a="http://schemas.openxmlformats.org/drawingml/2006/main" xmlns:pic="http://schemas.openxmlformats.org/drawingml/2006/picture">
-                  <wp:extent cx="271272" cy="216408"/>
+                  <wp:extent cx="131064" cy="143256"/>
                   <wp:docPr id="35" name="Picture 35"/>
                   <wp:cNvGraphicFramePr>
                     <a:graphicFrameLocks noChangeAspect="1"/>
@@ -2880,7 +2880,7 @@
                     <a:graphicData uri="http://schemas.openxmlformats.org/drawingml/2006/picture">
                       <pic:pic>
                         <pic:nvPicPr>
-                          <pic:cNvPr id="0" name="5e81392e5c24ce45.png"/>
+                          <pic:cNvPr id="0" name="da292f9916c699fe.png"/>
                           <pic:cNvPicPr/>
                         </pic:nvPicPr>
                         <pic:blipFill>
@@ -2892,7 +2892,7 @@
                         <pic:spPr>
                           <a:xfrm>
                             <a:off x="0" y="0"/>
-                            <a:ext cx="271272" cy="216408"/>
+                            <a:ext cx="131064" cy="143256"/>
                           </a:xfrm>
                           <a:prstGeom prst="rect"/>
                         </pic:spPr>
@@ -2972,16 +2972,16 @@
                 <w:rFonts w:ascii="FreeSerif" w:hAnsi="FreeSerif" w:eastAsia="FreeSerif"/>
                 <w:b w:val="0"/>
                 <w:i w:val="0"/>
-                <w:color w:val="1A1A1A"/>
+                <w:color w:val="9E1B32"/>
                 <w:sz w:val="22"/>
               </w:rPr>
-              <w:t xml:space="preserve">○   </w:t>
+              <w:t xml:space="preserve">●   </w:t>
             </w:r>
             <w:r>
               <w:rPr>
-                <w:b w:val="0"/>
+                <w:b/>
                 <w:i w:val="0"/>
-                <w:color w:val="1A1A1A"/>
+                <w:color w:val="9E1B32"/>
                 <w:sz w:val="22"/>
               </w:rPr>
               <w:t xml:space="preserve">D.  </w:t>
@@ -2989,7 +2989,7 @@
             <w:r>
               <w:drawing>
                 <wp:inline xmlns:a="http://schemas.openxmlformats.org/drawingml/2006/main" xmlns:pic="http://schemas.openxmlformats.org/drawingml/2006/picture">
-                  <wp:extent cx="131064" cy="143256"/>
+                  <wp:extent cx="457200" cy="146304"/>
                   <wp:docPr id="37" name="Picture 37"/>
                   <wp:cNvGraphicFramePr>
                     <a:graphicFrameLocks noChangeAspect="1"/>
@@ -2998,7 +2998,7 @@
                     <a:graphicData uri="http://schemas.openxmlformats.org/drawingml/2006/picture">
                       <pic:pic>
                         <pic:nvPicPr>
-                          <pic:cNvPr id="0" name="da292f9916c699fe.png"/>
+                          <pic:cNvPr id="0" name="3c65301794337d4a.png"/>
                           <pic:cNvPicPr/>
                         </pic:nvPicPr>
                         <pic:blipFill>
@@ -3010,7 +3010,7 @@
                         <pic:spPr>
                           <a:xfrm>
                             <a:off x="0" y="0"/>
-                            <a:ext cx="131064" cy="143256"/>
+                            <a:ext cx="457200" cy="146304"/>
                           </a:xfrm>
                           <a:prstGeom prst="rect"/>
                         </pic:spPr>
@@ -3033,7 +3033,7 @@
                 <w:color w:val="9E1B32"/>
                 <w:sz w:val="22"/>
               </w:rPr>
-              <w:t>A</w:t>
+              <w:t>D</w:t>
             </w:r>
           </w:p>
           <w:p>
